--- a/dist/trezorerie.docx
+++ b/dist/trezorerie.docx
@@ -359,6 +359,284 @@
       </w:pPr>
       <w:r>
         <w:t>titlu, nu pe total.</w:t>
+      </w:r>
+    </w:p>
+    <w:p>
+      <w:pPr>
+        <w:jc w:val="both"/>
+      </w:pPr>
+      <w:r>
+        <w:t xml:space="preserve">⚠️ </w:t>
+      </w:r>
+      <w:r>
+        <w:rPr>
+          <w:b/>
+        </w:rPr>
+        <w:t>501 nu e contul oricăror acțiuni.</w:t>
+      </w:r>
+      <w:r>
+        <w:t xml:space="preserve"> El e în clasa 50 — investiții pe termen</w:t>
+      </w:r>
+    </w:p>
+    <w:p>
+      <w:pPr>
+        <w:jc w:val="both"/>
+      </w:pPr>
+      <w:r>
+        <w:rPr>
+          <w:b/>
+        </w:rPr>
+        <w:t>SCURT</w:t>
+      </w:r>
+      <w:r>
+        <w:t>, cumpărate ca plasament, cu intenția de a fi revândute. Participația deținută</w:t>
+      </w:r>
+    </w:p>
+    <w:p>
+      <w:pPr>
+        <w:jc w:val="both"/>
+      </w:pPr>
+      <w:r>
+        <w:rPr>
+          <w:b/>
+        </w:rPr>
+        <w:t>durabil</w:t>
+      </w:r>
+      <w:r>
+        <w:t xml:space="preserve"> merge în clasa 26 — imobilizări financiare:</w:t>
+      </w:r>
+    </w:p>
+    <w:tbl>
+      <w:tblPr>
+        <w:tblStyle w:val="LightGrid-Accent1"/>
+        <w:tblW w:type="auto" w:w="0"/>
+        <w:tblLook w:firstColumn="1" w:firstRow="1" w:lastColumn="0" w:lastRow="0" w:noHBand="0" w:noVBand="1" w:val="04A0"/>
+      </w:tblPr>
+      <w:tblGrid>
+        <w:gridCol w:w="4320"/>
+        <w:gridCol w:w="4320"/>
+      </w:tblGrid>
+      <w:tr>
+        <w:tc>
+          <w:tcPr>
+            <w:tcW w:type="dxa" w:w="4320"/>
+          </w:tcPr>
+          <w:p>
+            <w:pPr>
+              <w:spacing w:after="40"/>
+            </w:pPr>
+            <w:r>
+              <w:rPr>
+                <w:b/>
+                <w:sz w:val="18"/>
+              </w:rPr>
+            </w:r>
+            <w:r>
+              <w:rPr>
+                <w:b/>
+                <w:sz w:val="18"/>
+              </w:rPr>
+              <w:t>Termen scurt (plasament)</w:t>
+            </w:r>
+          </w:p>
+        </w:tc>
+        <w:tc>
+          <w:tcPr>
+            <w:tcW w:type="dxa" w:w="4320"/>
+          </w:tcPr>
+          <w:p>
+            <w:pPr>
+              <w:spacing w:after="40"/>
+            </w:pPr>
+            <w:r>
+              <w:rPr>
+                <w:b/>
+                <w:sz w:val="18"/>
+              </w:rPr>
+            </w:r>
+            <w:r>
+              <w:rPr>
+                <w:b/>
+                <w:sz w:val="18"/>
+              </w:rPr>
+              <w:t>Termen lung (participație)</w:t>
+            </w:r>
+          </w:p>
+        </w:tc>
+      </w:tr>
+      <w:tr>
+        <w:tc>
+          <w:tcPr>
+            <w:tcW w:type="dxa" w:w="4320"/>
+          </w:tcPr>
+          <w:p>
+            <w:pPr>
+              <w:spacing w:after="40"/>
+            </w:pPr>
+            <w:r>
+              <w:rPr>
+                <w:sz w:val="18"/>
+              </w:rPr>
+            </w:r>
+            <w:r>
+              <w:rPr>
+                <w:sz w:val="18"/>
+              </w:rPr>
+              <w:t>501 Acțiuni deținute la entitățile afiliate</w:t>
+            </w:r>
+          </w:p>
+        </w:tc>
+        <w:tc>
+          <w:tcPr>
+            <w:tcW w:type="dxa" w:w="4320"/>
+          </w:tcPr>
+          <w:p>
+            <w:pPr>
+              <w:spacing w:after="40"/>
+            </w:pPr>
+            <w:r>
+              <w:rPr>
+                <w:sz w:val="18"/>
+              </w:rPr>
+            </w:r>
+            <w:r>
+              <w:rPr>
+                <w:sz w:val="18"/>
+              </w:rPr>
+              <w:t>261 Acțiuni deținute la entitățile afiliate</w:t>
+            </w:r>
+          </w:p>
+        </w:tc>
+      </w:tr>
+      <w:tr>
+        <w:tc>
+          <w:tcPr>
+            <w:tcW w:type="dxa" w:w="4320"/>
+          </w:tcPr>
+          <w:p>
+            <w:pPr>
+              <w:spacing w:after="40"/>
+            </w:pPr>
+            <w:r>
+              <w:rPr>
+                <w:sz w:val="18"/>
+              </w:rPr>
+            </w:r>
+            <w:r>
+              <w:rPr>
+                <w:sz w:val="18"/>
+              </w:rPr>
+              <w:t>506 Obligațiuni</w:t>
+            </w:r>
+          </w:p>
+        </w:tc>
+        <w:tc>
+          <w:tcPr>
+            <w:tcW w:type="dxa" w:w="4320"/>
+          </w:tcPr>
+          <w:p>
+            <w:pPr>
+              <w:spacing w:after="40"/>
+            </w:pPr>
+            <w:r>
+              <w:rPr>
+                <w:sz w:val="18"/>
+              </w:rPr>
+            </w:r>
+            <w:r>
+              <w:rPr>
+                <w:sz w:val="18"/>
+              </w:rPr>
+              <w:t>263 Acțiuni deținute la entități controlate în comun</w:t>
+            </w:r>
+          </w:p>
+        </w:tc>
+      </w:tr>
+      <w:tr>
+        <w:tc>
+          <w:tcPr>
+            <w:tcW w:type="dxa" w:w="4320"/>
+          </w:tcPr>
+          <w:p>
+            <w:pPr>
+              <w:spacing w:after="40"/>
+            </w:pPr>
+            <w:r>
+              <w:rPr>
+                <w:sz w:val="18"/>
+              </w:rPr>
+            </w:r>
+            <w:r>
+              <w:rPr>
+                <w:sz w:val="18"/>
+              </w:rPr>
+              <w:t>508 Alte investiții pe termen scurt</w:t>
+            </w:r>
+          </w:p>
+        </w:tc>
+        <w:tc>
+          <w:tcPr>
+            <w:tcW w:type="dxa" w:w="4320"/>
+          </w:tcPr>
+          <w:p>
+            <w:pPr>
+              <w:spacing w:after="40"/>
+            </w:pPr>
+            <w:r>
+              <w:rPr>
+                <w:sz w:val="18"/>
+              </w:rPr>
+            </w:r>
+            <w:r>
+              <w:rPr>
+                <w:sz w:val="18"/>
+              </w:rPr>
+              <w:t>265 Alte titluri imobilizate</w:t>
+            </w:r>
+          </w:p>
+        </w:tc>
+      </w:tr>
+    </w:tbl>
+    <w:p/>
+    <w:p>
+      <w:pPr>
+        <w:jc w:val="both"/>
+      </w:pPr>
+      <w:r>
+        <w:t xml:space="preserve">Capcana e că </w:t>
+      </w:r>
+      <w:r>
+        <w:rPr>
+          <w:b/>
+        </w:rPr>
+        <w:t>501 și 261 poartă aceeași denumire în plan</w:t>
+      </w:r>
+      <w:r>
+        <w:t>. Ce le deosebește nu e</w:t>
+      </w:r>
+    </w:p>
+    <w:p>
+      <w:pPr>
+        <w:jc w:val="both"/>
+      </w:pPr>
+      <w:r>
+        <w:t>emitentul, e INTENȚIA de deținere — iar intenția nu se citește din denumire, se</w:t>
+      </w:r>
+    </w:p>
+    <w:p>
+      <w:pPr>
+        <w:jc w:val="both"/>
+      </w:pPr>
+      <w:r>
+        <w:t>declară la achiziție. Cine ia contul după nume înregistrează o participație de zece ani</w:t>
+      </w:r>
+    </w:p>
+    <w:p>
+      <w:pPr>
+        <w:jc w:val="both"/>
+      </w:pPr>
+      <w:r>
+        <w:t>ca plasament pe termen scurt.</w:t>
       </w:r>
     </w:p>
     <w:p>
@@ -859,7 +1137,7 @@
         <w:jc w:val="both"/>
       </w:pPr>
       <w:r>
-        <w:t>eventualele diferențe de curs dacă e în valută, formează rezultatul operațiunii. De aceea</w:t>
+        <w:t>eventualele diferențe de curs dacă e în valută, formează rezultatul operațiunii.</w:t>
       </w:r>
     </w:p>
     <w:p>
@@ -867,7 +1145,252 @@
         <w:jc w:val="both"/>
       </w:pPr>
       <w:r>
-        <w:t>ajustările pentru pierdere de valoare au conturi separate pe fiecare fel de titlu — 591</w:t>
+        <w:t xml:space="preserve">⚠️ </w:t>
+      </w:r>
+      <w:r>
+        <w:rPr>
+          <w:b/>
+        </w:rPr>
+        <w:t>506 și 505 nu sunt același lucru</w:t>
+      </w:r>
+      <w:r>
+        <w:t>, deși ambele au „obligațiuni” în nume:</w:t>
+      </w:r>
+    </w:p>
+    <w:tbl>
+      <w:tblPr>
+        <w:tblStyle w:val="LightGrid-Accent1"/>
+        <w:tblW w:type="auto" w:w="0"/>
+        <w:tblLook w:firstColumn="1" w:firstRow="1" w:lastColumn="0" w:lastRow="0" w:noHBand="0" w:noVBand="1" w:val="04A0"/>
+      </w:tblPr>
+      <w:tblGrid>
+        <w:gridCol w:w="2880"/>
+        <w:gridCol w:w="2880"/>
+        <w:gridCol w:w="2880"/>
+      </w:tblGrid>
+      <w:tr>
+        <w:tc>
+          <w:tcPr>
+            <w:tcW w:type="dxa" w:w="2880"/>
+          </w:tcPr>
+          <w:p>
+            <w:pPr>
+              <w:spacing w:after="40"/>
+            </w:pPr>
+            <w:r>
+              <w:rPr>
+                <w:b/>
+                <w:sz w:val="18"/>
+              </w:rPr>
+            </w:r>
+            <w:r>
+              <w:rPr>
+                <w:b/>
+                <w:sz w:val="18"/>
+              </w:rPr>
+              <w:t>Cont</w:t>
+            </w:r>
+          </w:p>
+        </w:tc>
+        <w:tc>
+          <w:tcPr>
+            <w:tcW w:type="dxa" w:w="2880"/>
+          </w:tcPr>
+          <w:p>
+            <w:pPr>
+              <w:spacing w:after="40"/>
+            </w:pPr>
+            <w:r>
+              <w:rPr>
+                <w:b/>
+                <w:sz w:val="18"/>
+              </w:rPr>
+            </w:r>
+            <w:r>
+              <w:rPr>
+                <w:b/>
+                <w:sz w:val="18"/>
+              </w:rPr>
+              <w:t>Ce ține</w:t>
+            </w:r>
+          </w:p>
+        </w:tc>
+        <w:tc>
+          <w:tcPr>
+            <w:tcW w:type="dxa" w:w="2880"/>
+          </w:tcPr>
+          <w:p>
+            <w:pPr>
+              <w:spacing w:after="40"/>
+            </w:pPr>
+            <w:r>
+              <w:rPr>
+                <w:b/>
+                <w:sz w:val="18"/>
+              </w:rPr>
+            </w:r>
+            <w:r>
+              <w:rPr>
+                <w:b/>
+                <w:sz w:val="18"/>
+              </w:rPr>
+              <w:t>Cine e emitentul</w:t>
+            </w:r>
+          </w:p>
+        </w:tc>
+      </w:tr>
+      <w:tr>
+        <w:tc>
+          <w:tcPr>
+            <w:tcW w:type="dxa" w:w="2880"/>
+          </w:tcPr>
+          <w:p>
+            <w:pPr>
+              <w:spacing w:after="40"/>
+            </w:pPr>
+            <w:r>
+              <w:rPr>
+                <w:sz w:val="18"/>
+              </w:rPr>
+            </w:r>
+            <w:r>
+              <w:rPr>
+                <w:b/>
+                <w:sz w:val="18"/>
+              </w:rPr>
+              <w:t>506</w:t>
+            </w:r>
+            <w:r>
+              <w:rPr>
+                <w:sz w:val="18"/>
+              </w:rPr>
+              <w:t xml:space="preserve"> Obligațiuni</w:t>
+            </w:r>
+          </w:p>
+        </w:tc>
+        <w:tc>
+          <w:tcPr>
+            <w:tcW w:type="dxa" w:w="2880"/>
+          </w:tcPr>
+          <w:p>
+            <w:pPr>
+              <w:spacing w:after="40"/>
+            </w:pPr>
+            <w:r>
+              <w:rPr>
+                <w:sz w:val="18"/>
+              </w:rPr>
+            </w:r>
+            <w:r>
+              <w:rPr>
+                <w:sz w:val="18"/>
+              </w:rPr>
+              <w:t>plasamentul TĂU în obligațiunile altcuiva</w:t>
+            </w:r>
+          </w:p>
+        </w:tc>
+        <w:tc>
+          <w:tcPr>
+            <w:tcW w:type="dxa" w:w="2880"/>
+          </w:tcPr>
+          <w:p>
+            <w:pPr>
+              <w:spacing w:after="40"/>
+            </w:pPr>
+            <w:r>
+              <w:rPr>
+                <w:sz w:val="18"/>
+              </w:rPr>
+            </w:r>
+            <w:r>
+              <w:rPr>
+                <w:sz w:val="18"/>
+              </w:rPr>
+              <w:t>altă societate</w:t>
+            </w:r>
+          </w:p>
+        </w:tc>
+      </w:tr>
+      <w:tr>
+        <w:tc>
+          <w:tcPr>
+            <w:tcW w:type="dxa" w:w="2880"/>
+          </w:tcPr>
+          <w:p>
+            <w:pPr>
+              <w:spacing w:after="40"/>
+            </w:pPr>
+            <w:r>
+              <w:rPr>
+                <w:sz w:val="18"/>
+              </w:rPr>
+            </w:r>
+            <w:r>
+              <w:rPr>
+                <w:b/>
+                <w:sz w:val="18"/>
+              </w:rPr>
+              <w:t>505</w:t>
+            </w:r>
+            <w:r>
+              <w:rPr>
+                <w:sz w:val="18"/>
+              </w:rPr>
+              <w:t xml:space="preserve"> Obligațiuni emise și răscumpărate</w:t>
+            </w:r>
+          </w:p>
+        </w:tc>
+        <w:tc>
+          <w:tcPr>
+            <w:tcW w:type="dxa" w:w="2880"/>
+          </w:tcPr>
+          <w:p>
+            <w:pPr>
+              <w:spacing w:after="40"/>
+            </w:pPr>
+            <w:r>
+              <w:rPr>
+                <w:sz w:val="18"/>
+              </w:rPr>
+            </w:r>
+            <w:r>
+              <w:rPr>
+                <w:sz w:val="18"/>
+              </w:rPr>
+              <w:t>propriile tale obligațiuni, pe care le-ai răscumpărat</w:t>
+            </w:r>
+          </w:p>
+        </w:tc>
+        <w:tc>
+          <w:tcPr>
+            <w:tcW w:type="dxa" w:w="2880"/>
+          </w:tcPr>
+          <w:p>
+            <w:pPr>
+              <w:spacing w:after="40"/>
+            </w:pPr>
+            <w:r>
+              <w:rPr>
+                <w:sz w:val="18"/>
+              </w:rPr>
+            </w:r>
+            <w:r>
+              <w:rPr>
+                <w:sz w:val="18"/>
+              </w:rPr>
+              <w:t>tu</w:t>
+            </w:r>
+          </w:p>
+        </w:tc>
+      </w:tr>
+    </w:tbl>
+    <w:p/>
+    <w:p>
+      <w:pPr>
+        <w:jc w:val="both"/>
+      </w:pPr>
+      <w:r>
+        <w:t>505 e oglinda lui 161 „Împrumuturi din emisiuni de obligațiuni”: ai împrumutat de la</w:t>
       </w:r>
     </w:p>
     <w:p>
@@ -875,7 +1398,7 @@
         <w:jc w:val="both"/>
       </w:pPr>
       <w:r>
-        <w:t>pentru acțiuni la afiliate, 595 pentru obligațiuni emise și răscumpărate, 596 pentru</w:t>
+        <w:t>piață, apoi ți-ai cumpărat înapoi titlurile. 506 e un activ de plasament; 505 e stingerea</w:t>
       </w:r>
     </w:p>
     <w:p>
@@ -883,7 +1406,55 @@
         <w:jc w:val="both"/>
       </w:pPr>
       <w:r>
-        <w:t>obligațiuni, 598 pentru alte investiții.</w:t>
+        <w:t>unei datorii proprii.</w:t>
+      </w:r>
+    </w:p>
+    <w:p>
+      <w:pPr>
+        <w:jc w:val="both"/>
+      </w:pPr>
+      <w:r>
+        <w:t>De aceea și ajustările pentru pierdere de valoare au conturi separate pe fiecare fel de</w:t>
+      </w:r>
+    </w:p>
+    <w:p>
+      <w:pPr>
+        <w:jc w:val="both"/>
+      </w:pPr>
+      <w:r>
+        <w:t>titlu — 591 pentru acțiuni la afiliate, 595 pentru obligațiuni emise și răscumpărate, 596</w:t>
+      </w:r>
+    </w:p>
+    <w:p>
+      <w:pPr>
+        <w:jc w:val="both"/>
+      </w:pPr>
+      <w:r>
+        <w:t>pentru obligațiuni, 598 pentru alte investiții.</w:t>
+      </w:r>
+    </w:p>
+    <w:p>
+      <w:pPr>
+        <w:jc w:val="both"/>
+      </w:pPr>
+      <w:r>
+        <w:t>❓ Monografia completă a răscumpărării (preț de emisiune vs. preț de răscumpărare, primă</w:t>
+      </w:r>
+    </w:p>
+    <w:p>
+      <w:pPr>
+        <w:jc w:val="both"/>
+      </w:pPr>
+      <w:r>
+        <w:t>sau discount, curs valutar dacă emisiunea e în valută) nu era în notițe — formatorul a</w:t>
+      </w:r>
+    </w:p>
+    <w:p>
+      <w:pPr>
+        <w:jc w:val="both"/>
+      </w:pPr>
+      <w:r>
+        <w:t>marcat subiectul „de detaliat” fără cifre. Rămâne de cerut.</w:t>
       </w:r>
     </w:p>
     <w:p>
@@ -1105,8 +1676,30 @@
         <w:jc w:val="both"/>
       </w:pPr>
       <w:r>
-        <w:t xml:space="preserve">privind sconturile acordate”**. </w:t>
-      </w:r>
+        <w:t>privind sconturile acordate”</w:t>
+      </w:r>
+      <w:r>
+        <w:rPr>
+          <w:b/>
+        </w:rPr>
+        <w:t xml:space="preserve">, cu perechea de venit </w:t>
+      </w:r>
+      <w:r>
+        <w:t>767 — „Venituri din sconturi</w:t>
+      </w:r>
+    </w:p>
+    <w:p>
+      <w:pPr>
+        <w:jc w:val="both"/>
+      </w:pPr>
+      <w:r>
+        <w:t>obținute”** (scontul pe care îl obții tu, când plătești un furnizor înainte de scadență).</w:t>
+      </w:r>
+    </w:p>
+    <w:p>
+      <w:pPr>
+        <w:jc w:val="both"/>
+      </w:pPr>
       <w:r>
         <w:rPr>
           <w:rFonts w:ascii="Consolas" w:hAnsi="Consolas"/>
@@ -3159,6 +3752,66 @@
         <w:jc w:val="both"/>
       </w:pPr>
       <w:r>
+        <w:t xml:space="preserve">➕ Există și varianta prin </w:t>
+      </w:r>
+      <w:r>
+        <w:rPr>
+          <w:b/>
+        </w:rPr>
+        <w:t>421</w:t>
+      </w:r>
+      <w:r>
+        <w:t>, când diurna se plătește odată cu salariul în loc să</w:t>
+      </w:r>
+    </w:p>
+    <w:p>
+      <w:pPr>
+        <w:jc w:val="both"/>
+      </w:pPr>
+      <w:r>
+        <w:t xml:space="preserve">se deconteze din avansul de trezorerie: </w:t>
+      </w:r>
+      <w:r>
+        <w:rPr>
+          <w:rFonts w:ascii="Consolas" w:hAnsi="Consolas"/>
+          <w:color w:val="1F4E79"/>
+          <w:sz w:val="19"/>
+        </w:rPr>
+        <w:t>625 = 421</w:t>
+      </w:r>
+      <w:r>
+        <w:t>, iar 542 se închide numai cu ce s-a</w:t>
+      </w:r>
+    </w:p>
+    <w:p>
+      <w:pPr>
+        <w:jc w:val="both"/>
+      </w:pPr>
+      <w:r>
+        <w:t>cheltuit efectiv. E o alegere de politică de decont, nu de corectitudine — dar trebuie</w:t>
+      </w:r>
+    </w:p>
+    <w:p>
+      <w:pPr>
+        <w:jc w:val="both"/>
+      </w:pPr>
+      <w:r>
+        <w:t>făcută consecvent, altfel aceeași deplasare apare când pe 542, când pe 421, și niciun</w:t>
+      </w:r>
+    </w:p>
+    <w:p>
+      <w:pPr>
+        <w:jc w:val="both"/>
+      </w:pPr>
+      <w:r>
+        <w:t>analitic nu mai spune nimic.</w:t>
+      </w:r>
+    </w:p>
+    <w:p>
+      <w:pPr>
+        <w:jc w:val="both"/>
+      </w:pPr>
+      <w:r>
         <w:t xml:space="preserve">❓ </w:t>
       </w:r>
       <w:r>

--- a/dist/trezorerie.docx
+++ b/dist/trezorerie.docx
@@ -4108,6 +4108,94 @@
     </w:p>
     <w:p>
       <w:pPr>
+        <w:jc w:val="both"/>
+      </w:pPr>
+      <w:r>
+        <w:rPr>
+          <w:b/>
+        </w:rPr>
+        <w:t>❓ Dobânda de plătit trece obligatoriu prin 5186, sau `666 = 5121` direct e acceptat în cabinet?</w:t>
+      </w:r>
+    </w:p>
+    <w:p>
+      <w:pPr>
+        <w:jc w:val="both"/>
+      </w:pPr>
+      <w:r>
+        <w:rPr>
+          <w:i/>
+        </w:rPr>
+        <w:t>Trezorerie — convenții de înregistrare · training 28.08.2026, punctul 5</w:t>
+      </w:r>
+    </w:p>
+    <w:p>
+      <w:pPr>
+        <w:jc w:val="both"/>
+      </w:pPr>
+      <w:r>
+        <w:t>Notițele descriu ambele variante fără să spună care e standardul: „5186 = 5121, și, 666 = 5186, în caz că nu vreau să fac direct 666 = 5121”.</w:t>
+      </w:r>
+    </w:p>
+    <w:p>
+      <w:pPr>
+        <w:jc w:val="both"/>
+      </w:pPr>
+      <w:r>
+        <w:rPr>
+          <w:b/>
+        </w:rPr>
+        <w:t>Ce am presupus între timp:</w:t>
+      </w:r>
+      <w:r>
+        <w:t xml:space="preserve"> Am scris fluxul cu 5186 ca variantă principală, pentru că păstrează vizibilă datoria, și am notat varianta directă ca alternativă acceptată. Dacă cabinetul are altă convenție, F-505 se ajustează.</w:t>
+      </w:r>
+    </w:p>
+    <w:p>
+      <w:pPr>
+        <w:jc w:val="both"/>
+      </w:pPr>
+      <w:r>
+        <w:rPr>
+          <w:b/>
+        </w:rPr>
+        <w:t>❓ Care e monografia completă a răscumpărării de obligațiuni — preț de emisiune vs. preț de răscumpărare, primă sau discount, și curs valutar dacă emisiunea e în valută?</w:t>
+      </w:r>
+    </w:p>
+    <w:p>
+      <w:pPr>
+        <w:jc w:val="both"/>
+      </w:pPr>
+      <w:r>
+        <w:rPr>
+          <w:i/>
+        </w:rPr>
+        <w:t>Gestiuni, bonuri de consum și compensări · training 28.08.2026, punctul 9</w:t>
+      </w:r>
+    </w:p>
+    <w:p>
+      <w:pPr>
+        <w:jc w:val="both"/>
+      </w:pPr>
+      <w:r>
+        <w:t>Notița spune doar că obligațiunea „se cumpără la un anumit preț, se răscumpără la un anumit preț + cheltuieli la un anumit curs valutar”, cu mențiunea „de detaliat” adresată mie. N-am putut să o detaliez din notițe: nu sunt cifre.</w:t>
+      </w:r>
+    </w:p>
+    <w:p>
+      <w:pPr>
+        <w:jc w:val="both"/>
+      </w:pPr>
+      <w:r>
+        <w:rPr>
+          <w:b/>
+        </w:rPr>
+        <w:t>Ce am presupus între timp:</w:t>
+      </w:r>
+      <w:r>
+        <w:t xml:space="preserve"> Am scris distincția conceptuală și diferența 505 / 506, fără să inventez cifre. Fluxul se scrie când există un exemplu real.</w:t>
+      </w:r>
+    </w:p>
+    <w:p>
+      <w:pPr>
         <w:spacing w:before="40" w:after="160"/>
         <w:pBdr>
           <w:bottom w:val="single" w:sz="6" w:color="DBE3EA"/>

--- a/dist/trezorerie.docx
+++ b/dist/trezorerie.docx
@@ -2427,6 +2427,106 @@
     </w:p>
     <w:p>
       <w:pPr>
+        <w:jc w:val="both"/>
+      </w:pPr>
+      <w:r>
+        <w:t xml:space="preserve">➕ </w:t>
+      </w:r>
+      <w:r>
+        <w:rPr>
+          <w:b/>
+        </w:rPr>
+        <w:t>Avansurile în valută NU se reevaluează.</w:t>
+      </w:r>
+      <w:r>
+        <w:t xml:space="preserve"> Regula de reevaluare lunară privește</w:t>
+      </w:r>
+    </w:p>
+    <w:p>
+      <w:pPr>
+        <w:jc w:val="both"/>
+      </w:pPr>
+      <w:r>
+        <w:t xml:space="preserve">elementele </w:t>
+      </w:r>
+      <w:r>
+        <w:rPr>
+          <w:b/>
+        </w:rPr>
+        <w:t>monetare</w:t>
+      </w:r>
+      <w:r>
+        <w:t xml:space="preserve"> — disponibilul, creanțele și datoriile care se vor stinge în</w:t>
+      </w:r>
+    </w:p>
+    <w:p>
+      <w:pPr>
+        <w:jc w:val="both"/>
+      </w:pPr>
+      <w:r>
+        <w:t xml:space="preserve">bani. Un avans plătit sau încasat e </w:t>
+      </w:r>
+      <w:r>
+        <w:rPr>
+          <w:b/>
+        </w:rPr>
+        <w:t>nemonetar</w:t>
+      </w:r>
+      <w:r>
+        <w:t>: dă dreptul la un bun sau la un</w:t>
+      </w:r>
+    </w:p>
+    <w:p>
+      <w:pPr>
+        <w:jc w:val="both"/>
+      </w:pPr>
+      <w:r>
+        <w:t xml:space="preserve">serviciu, nu la o sumă. Deci rămâne la </w:t>
+      </w:r>
+      <w:r>
+        <w:rPr>
+          <w:b/>
+        </w:rPr>
+        <w:t>cursul de la data plății</w:t>
+      </w:r>
+      <w:r>
+        <w:t>, indiferent cum se</w:t>
+      </w:r>
+    </w:p>
+    <w:p>
+      <w:pPr>
+        <w:jc w:val="both"/>
+      </w:pPr>
+      <w:r>
+        <w:t>mișcă cursul până la factura finală, iar la factură se folosește tot acel curs istoric</w:t>
+      </w:r>
+    </w:p>
+    <w:p>
+      <w:pPr>
+        <w:jc w:val="both"/>
+      </w:pPr>
+      <w:r>
+        <w:t>pentru partea acoperită de avans. Cine reevaluează avansul umflă sau dezumflă un cont</w:t>
+      </w:r>
+    </w:p>
+    <w:p>
+      <w:pPr>
+        <w:jc w:val="both"/>
+      </w:pPr>
+      <w:r>
+        <w:t>care n-are ce diferență de curs să producă. ❓ Articolul exact din OMFP 1802/2014 pe</w:t>
+      </w:r>
+    </w:p>
+    <w:p>
+      <w:pPr>
+        <w:jc w:val="both"/>
+      </w:pPr>
+      <w:r>
+        <w:t>elementele nemonetare — regula e fermă, referința rămâne de confirmat.</w:t>
+      </w:r>
+    </w:p>
+    <w:p>
+      <w:pPr>
         <w:pStyle w:val="Heading3"/>
       </w:pPr>
       <w:r>
@@ -4070,6 +4170,50 @@
         <w:rPr>
           <w:b/>
         </w:rPr>
+        <w:t>❓ Care e articolul din OMFP 1802/2014 care spune că elementele NEMONETARE (inclusiv avansurile în valută) nu se reevaluează la cursul de închidere?</w:t>
+      </w:r>
+    </w:p>
+    <w:p>
+      <w:pPr>
+        <w:jc w:val="both"/>
+      </w:pPr>
+      <w:r>
+        <w:rPr>
+          <w:i/>
+        </w:rPr>
+        <w:t>Trezorerie — diferențe de curs și plafoane · training 28.08.2026, punctul 10</w:t>
+      </w:r>
+    </w:p>
+    <w:p>
+      <w:pPr>
+        <w:jc w:val="both"/>
+      </w:pPr>
+      <w:r>
+        <w:t>Regula a apărut la contraverificarea cu revizuirile paralele: avansurile în valută rămân la cursul plății, nu se reevaluează lunar ca disponibilul și creanțele monetare.</w:t>
+      </w:r>
+    </w:p>
+    <w:p>
+      <w:pPr>
+        <w:jc w:val="both"/>
+      </w:pPr>
+      <w:r>
+        <w:rPr>
+          <w:b/>
+        </w:rPr>
+        <w:t>Ce am presupus între timp:</w:t>
+      </w:r>
+      <w:r>
+        <w:t xml:space="preserve"> Regula e fermă și o pot motiva — un avans dă dreptul la un bun, nu la o sumă, deci e nemonetar, iar reevaluarea privește doar monetarul. Ce n-am confirmat e articolul exact (probabil pct. 319 din OMFP 1802/2014, secțiunea de conversie a elementelor în valută) — de aceea rămâne întrebare, nu răspuns cu temei.</w:t>
+      </w:r>
+    </w:p>
+    <w:p>
+      <w:pPr>
+        <w:jc w:val="both"/>
+      </w:pPr>
+      <w:r>
+        <w:rPr>
+          <w:b/>
+        </w:rPr>
         <w:t>❓ Reevaluarea de sfârșit de lună a conturilor în valută se înregistrează pe 665/765 sau pe 668/768?</w:t>
       </w:r>
     </w:p>

--- a/dist/trezorerie.docx
+++ b/dist/trezorerie.docx
@@ -4335,7 +4335,7 @@
         <w:t>Ce am presupus între timp:</w:t>
       </w:r>
       <w:r>
-        <w:t xml:space="preserve"> Am scris distincția conceptuală și diferența 505 / 506, fără să inventez cifre. Fluxul se scrie când există un exemplu real.</w:t>
+        <w:t xml:space="preserve"> Am scris distincția conceptuală și diferența 505 / 506, fără să inventez cifre. UPDATE: fluxul F-115 există acum, cu un exemplu AUTOCONSISTENT construit de mine (emisiune sub par la 95/100, primă 5.000 pe 169, cupon 10%, răscumpărarea și anularea a 200 de titluri proprii cu pierdere de 200 pe 668, plus un tranșon în valută cu diferența de curs pe 665). Trece porțile 1–3, dar cifrele și tratamentul sunt ilustrative, nu dictate de formator — de aceea întrebarea rămâne deschisă până le confirmă.</w:t>
       </w:r>
     </w:p>
     <w:p>

--- a/dist/trezorerie.docx
+++ b/dist/trezorerie.docx
@@ -4170,7 +4170,7 @@
         <w:rPr>
           <w:b/>
         </w:rPr>
-        <w:t>❓ Care e articolul din OMFP 1802/2014 care spune că elementele NEMONETARE (inclusiv avansurile în valută) nu se reevaluează la cursul de închidere?</w:t>
+        <w:t>❓ Dobânda de plătit trece obligatoriu prin 5186, sau `666 = 5121` direct e acceptat în cabinet?</w:t>
       </w:r>
     </w:p>
     <w:p>
@@ -4181,7 +4181,7 @@
         <w:rPr>
           <w:i/>
         </w:rPr>
-        <w:t>Trezorerie — diferențe de curs și plafoane · training 28.08.2026, punctul 10</w:t>
+        <w:t>Trezorerie — convenții de înregistrare · training 28.08.2026, punctul 5</w:t>
       </w:r>
     </w:p>
     <w:p>
@@ -4189,7 +4189,7 @@
         <w:jc w:val="both"/>
       </w:pPr>
       <w:r>
-        <w:t>Regula a apărut la contraverificarea cu revizuirile paralele: avansurile în valută rămân la cursul plății, nu se reevaluează lunar ca disponibilul și creanțele monetare.</w:t>
+        <w:t>Notițele descriu ambele variante fără să spună care e standardul: „5186 = 5121, și, 666 = 5186, în caz că nu vreau să fac direct 666 = 5121”.</w:t>
       </w:r>
     </w:p>
     <w:p>
@@ -4203,7 +4203,7 @@
         <w:t>Ce am presupus între timp:</w:t>
       </w:r>
       <w:r>
-        <w:t xml:space="preserve"> Regula e fermă și o pot motiva — un avans dă dreptul la un bun, nu la o sumă, deci e nemonetar, iar reevaluarea privește doar monetarul. Ce n-am confirmat e articolul exact (probabil pct. 319 din OMFP 1802/2014, secțiunea de conversie a elementelor în valută) — de aceea rămâne întrebare, nu răspuns cu temei.</w:t>
+        <w:t xml:space="preserve"> Am scris fluxul cu 5186 ca variantă principală, pentru că păstrează vizibilă datoria, și am notat varianta directă ca alternativă acceptată. Dacă cabinetul are altă convenție, F-505 se ajustează.</w:t>
       </w:r>
     </w:p>
     <w:p>
@@ -4214,7 +4214,7 @@
         <w:rPr>
           <w:b/>
         </w:rPr>
-        <w:t>❓ Reevaluarea de sfârșit de lună a conturilor în valută se înregistrează pe 665/765 sau pe 668/768?</w:t>
+        <w:t>❓ Care e monografia completă a răscumpărării de obligațiuni — preț de emisiune vs. preț de răscumpărare, primă sau discount, și curs valutar dacă emisiunea e în valută?</w:t>
       </w:r>
     </w:p>
     <w:p>
@@ -4225,7 +4225,7 @@
         <w:rPr>
           <w:i/>
         </w:rPr>
-        <w:t>Trezorerie — diferențe de curs și plafoane · training 28.08.2026, punctul 1</w:t>
+        <w:t>Gestiuni, bonuri de consum și compensări · training 28.08.2026, punctul 9</w:t>
       </w:r>
     </w:p>
     <w:p>
@@ -4233,7 +4233,7 @@
         <w:jc w:val="both"/>
       </w:pPr>
       <w:r>
-        <w:t>Notițele din 28.08 spun: diferențele de curs curente prin 665/765, iar reevaluarea de la sfârșitul lunii prin 668/768, cu observația „să fie clară diferența de curs din reevaluare, și cea de la furnizori”.</w:t>
+        <w:t>Notița spune doar că obligațiunea „se cumpără la un anumit preț, se răscumpără la un anumit preț + cheltuieli la un anumit curs valutar”, cu mențiunea „de detaliat” adresată mie. N-am putut să o detaliez din notițe: nu sunt cifre.</w:t>
       </w:r>
     </w:p>
     <w:p>
@@ -4247,94 +4247,6 @@
         <w:t>Ce am presupus între timp:</w:t>
       </w:r>
       <w:r>
-        <w:t xml:space="preserve"> Am păstrat 665/765 pentru ambele situații, cu analitic .DEC și .REV. Motivul: funcțiunea contului 665 din OMFP 1802/2014 include explicit diferențele rezultate „la sfârșitul lunii/exercițiului financiar, din evaluarea disponibilităților bancare și a numerarului în valută” — deci reevaluarea e chiar în funcțiunea lui. Iar 668/768 au alt rost: creanțele și datoriile exprimate în LEI, decontabile după cursul unei valute. Scopul formatorului — reevaluarea separată de decontare — se atinge cu analiticul, fără să mute reevaluarea în afara contului de diferențe de curs. Dacă formatorul confirmă varianta lui, se schimbă; dar atunci trebuie explicat cum se raportează diferențele de curs care nu mai sunt în contul lor.</w:t>
-      </w:r>
-    </w:p>
-    <w:p>
-      <w:pPr>
-        <w:jc w:val="both"/>
-      </w:pPr>
-      <w:r>
-        <w:rPr>
-          <w:b/>
-        </w:rPr>
-        <w:t>❓ Dobânda de plătit trece obligatoriu prin 5186, sau `666 = 5121` direct e acceptat în cabinet?</w:t>
-      </w:r>
-    </w:p>
-    <w:p>
-      <w:pPr>
-        <w:jc w:val="both"/>
-      </w:pPr>
-      <w:r>
-        <w:rPr>
-          <w:i/>
-        </w:rPr>
-        <w:t>Trezorerie — convenții de înregistrare · training 28.08.2026, punctul 5</w:t>
-      </w:r>
-    </w:p>
-    <w:p>
-      <w:pPr>
-        <w:jc w:val="both"/>
-      </w:pPr>
-      <w:r>
-        <w:t>Notițele descriu ambele variante fără să spună care e standardul: „5186 = 5121, și, 666 = 5186, în caz că nu vreau să fac direct 666 = 5121”.</w:t>
-      </w:r>
-    </w:p>
-    <w:p>
-      <w:pPr>
-        <w:jc w:val="both"/>
-      </w:pPr>
-      <w:r>
-        <w:rPr>
-          <w:b/>
-        </w:rPr>
-        <w:t>Ce am presupus între timp:</w:t>
-      </w:r>
-      <w:r>
-        <w:t xml:space="preserve"> Am scris fluxul cu 5186 ca variantă principală, pentru că păstrează vizibilă datoria, și am notat varianta directă ca alternativă acceptată. Dacă cabinetul are altă convenție, F-505 se ajustează.</w:t>
-      </w:r>
-    </w:p>
-    <w:p>
-      <w:pPr>
-        <w:jc w:val="both"/>
-      </w:pPr>
-      <w:r>
-        <w:rPr>
-          <w:b/>
-        </w:rPr>
-        <w:t>❓ Care e monografia completă a răscumpărării de obligațiuni — preț de emisiune vs. preț de răscumpărare, primă sau discount, și curs valutar dacă emisiunea e în valută?</w:t>
-      </w:r>
-    </w:p>
-    <w:p>
-      <w:pPr>
-        <w:jc w:val="both"/>
-      </w:pPr>
-      <w:r>
-        <w:rPr>
-          <w:i/>
-        </w:rPr>
-        <w:t>Gestiuni, bonuri de consum și compensări · training 28.08.2026, punctul 9</w:t>
-      </w:r>
-    </w:p>
-    <w:p>
-      <w:pPr>
-        <w:jc w:val="both"/>
-      </w:pPr>
-      <w:r>
-        <w:t>Notița spune doar că obligațiunea „se cumpără la un anumit preț, se răscumpără la un anumit preț + cheltuieli la un anumit curs valutar”, cu mențiunea „de detaliat” adresată mie. N-am putut să o detaliez din notițe: nu sunt cifre.</w:t>
-      </w:r>
-    </w:p>
-    <w:p>
-      <w:pPr>
-        <w:jc w:val="both"/>
-      </w:pPr>
-      <w:r>
-        <w:rPr>
-          <w:b/>
-        </w:rPr>
-        <w:t>Ce am presupus între timp:</w:t>
-      </w:r>
-      <w:r>
         <w:t xml:space="preserve"> Am scris distincția conceptuală și diferența 505 / 506, fără să inventez cifre. UPDATE: fluxul F-115 există acum, cu un exemplu AUTOCONSISTENT construit de mine (emisiune sub par la 95/100, primă 5.000 pe 169, cupon 10%, răscumpărarea și anularea a 200 de titluri proprii cu pierdere de 200 pe 668, plus un tranșon în valută cu diferența de curs pe 665). Trece porțile 1–3, dar cifrele și tratamentul sunt ilustrative, nu dictate de formator — de aceea întrebarea rămâne deschisă până le confirmă.</w:t>
       </w:r>
     </w:p>
@@ -4379,6 +4291,127 @@
       </w:pPr>
       <w:r>
         <w:t>OMFP 1802/2014</w:t>
+      </w:r>
+    </w:p>
+    <w:p>
+      <w:pPr>
+        <w:spacing w:before="40" w:after="160"/>
+        <w:pBdr>
+          <w:bottom w:val="single" w:sz="6" w:color="DBE3EA"/>
+        </w:pBdr>
+      </w:pPr>
+    </w:p>
+    <w:p>
+      <w:pPr>
+        <w:pStyle w:val="Heading2"/>
+      </w:pPr>
+      <w:r>
+        <w:t>Anexa G — Răspunsuri verificate pe surse publice</w:t>
+      </w:r>
+    </w:p>
+    <w:p>
+      <w:pPr>
+        <w:jc w:val="both"/>
+      </w:pPr>
+      <w:r>
+        <w:t xml:space="preserve">Întrebări care erau deschise și la care am găsit răspuns în lege. Fiecare poartă actul normativ pe care se sprijină și data la care a fost confruntat cu sursele. </w:t>
+      </w:r>
+      <w:r>
+        <w:rPr>
+          <w:b/>
+        </w:rPr>
+        <w:t>De confirmat cu formatorul</w:t>
+      </w:r>
+      <w:r>
+        <w:t xml:space="preserve"> — nu pentru că răspunsul ar fi nesigur, ci pentru că practica poate adăuga ceva ce textul nu spune.</w:t>
+      </w:r>
+    </w:p>
+    <w:p>
+      <w:pPr>
+        <w:jc w:val="both"/>
+      </w:pPr>
+      <w:r>
+        <w:rPr>
+          <w:b/>
+        </w:rPr>
+        <w:t>✅ Care e articolul din OMFP 1802/2014 care spune că elementele NEMONETARE (inclusiv avansurile în valută) nu se reevaluează la cursul de închidere?</w:t>
+      </w:r>
+    </w:p>
+    <w:p>
+      <w:pPr>
+        <w:jc w:val="both"/>
+      </w:pPr>
+      <w:r>
+        <w:t>Confirmat: avansurile în valută (409, 419, 4093, 4094) sunt elemente NEMONETARE și NU se reevaluează la cursul de închidere — regulă aplicată din 2015, odată cu OMFP 1802/2014. Reevaluarea lunară privește doar elementele MONETARE (disponibilități, creanțe și datorii care se sting în bani). Distincția monetar/nemonetar și evaluarea la data bilanțului sunt în OMFP 1802/2014, secțiunea de evaluare la bilanț (pct. 319 și urm.). ❓ Numărul exact al punctului rămâne de confirmat pe textul ordinului — regula e fermă, referința aproximativă.</w:t>
+      </w:r>
+    </w:p>
+    <w:p>
+      <w:pPr>
+        <w:jc w:val="both"/>
+      </w:pPr>
+      <w:r>
+        <w:rPr>
+          <w:i/>
+        </w:rPr>
+        <w:t>Temei:</w:t>
+      </w:r>
+      <w:r>
+        <w:t xml:space="preserve"> OMFP 1802/2014, secțiunea de evaluare la data bilanțului (pct. 319 și urm.); avansurile în valută nereevaluate din 2015.</w:t>
+      </w:r>
+    </w:p>
+    <w:p>
+      <w:pPr>
+        <w:jc w:val="both"/>
+      </w:pPr>
+      <w:r>
+        <w:rPr>
+          <w:i/>
+        </w:rPr>
+        <w:t>Trezorerie — diferențe de curs și plafoane · training 28.08.2026, punctul 10 · verificat 01.09.2026</w:t>
+      </w:r>
+    </w:p>
+    <w:p>
+      <w:pPr>
+        <w:jc w:val="both"/>
+      </w:pPr>
+      <w:r>
+        <w:rPr>
+          <w:b/>
+        </w:rPr>
+        <w:t>✅ Reevaluarea de sfârșit de lună a conturilor în valută se înregistrează pe 665/765 sau pe 668/768?</w:t>
+      </w:r>
+    </w:p>
+    <w:p>
+      <w:pPr>
+        <w:jc w:val="both"/>
+      </w:pPr>
+      <w:r>
+        <w:t>Confirmat: diferențele din reevaluarea lunară a elementelor MONETARE în valută (disponibilități, creanțe, datorii) se înregistrează pe 665/765, NU pe 668/768. Unele cabinete folosesc analitice distincte (ex. 6651/7651) exact pentru a separa reevaluarea de decontare — ceea ce validează abordarea cu analitice .DEC/.REV din repo. Varianta 668/768 din notiță e greșită pentru valuta propriu-zisă; 668/768 se folosesc pentru creanțe/datorii exprimate în LEI dar decontabile după cursul unei valute — alt caz.</w:t>
+      </w:r>
+    </w:p>
+    <w:p>
+      <w:pPr>
+        <w:jc w:val="both"/>
+      </w:pPr>
+      <w:r>
+        <w:rPr>
+          <w:i/>
+        </w:rPr>
+        <w:t>Temei:</w:t>
+      </w:r>
+      <w:r>
+        <w:t xml:space="preserve"> OMFP 1802/2014 — funcțiunea conturilor 665/765 (diferențe de curs, inclusiv la evaluarea de sfârșit de lună a disponibilităților în valută).</w:t>
+      </w:r>
+    </w:p>
+    <w:p>
+      <w:pPr>
+        <w:jc w:val="both"/>
+      </w:pPr>
+      <w:r>
+        <w:rPr>
+          <w:i/>
+        </w:rPr>
+        <w:t>Trezorerie — diferențe de curs și plafoane · training 28.08.2026, punctul 1 · verificat 01.09.2026</w:t>
       </w:r>
     </w:p>
     <w:p>
